--- a/bai-bao-Q1/MauQD_HoiDongDaoDuc_DIENSAN_08062026.docx
+++ b/bai-bao-Q1/MauQD_HoiDongDaoDuc_DIENSAN_08062026.docx
@@ -451,15 +451,9 @@
       </w:pPr>
       <w:r>
         <w:rPr>
-          <w:b/>
           <w:sz w:val="24"/>
         </w:rPr>
-        <w:t xml:space="preserve">• Thu thập sự đồng ý bằng văn bản (informed consent) của cha/mẹ/người giám hộ và sự đồng thuận bằng văn bản (assent) của học sinh trước khi tiến hành thu dữ liệu: </w:t>
-      </w:r>
-      <w:r>
-        <w:rPr>
-          <w:sz w:val="24"/>
-        </w:rPr>
+        <w:t>• Thu thập sự đồng ý bằng văn bản (informed consent) của cha/mẹ/người giám hộ và sự đồng thuận bằng văn bản (assent) của học sinh trước khi tiến hành thu dữ liệu;</w:t>
       </w:r>
     </w:p>
     <w:p>
@@ -470,15 +464,9 @@
       </w:pPr>
       <w:r>
         <w:rPr>
-          <w:b/>
           <w:sz w:val="24"/>
         </w:rPr>
-        <w:t xml:space="preserve">• Bảo mật thông tin cá nhân của đối tượng nghiên cứu theo quy định: </w:t>
-      </w:r>
-      <w:r>
-        <w:rPr>
-          <w:sz w:val="24"/>
-        </w:rPr>
+        <w:t>• Bảo mật thông tin cá nhân của đối tượng nghiên cứu theo quy định hiện hành;</w:t>
       </w:r>
     </w:p>
     <w:p>
@@ -489,15 +477,9 @@
       </w:pPr>
       <w:r>
         <w:rPr>
-          <w:b/>
           <w:sz w:val="24"/>
         </w:rPr>
-        <w:t xml:space="preserve">• Báo cáo tiến độ thực hiện đề tài hàng năm cho Hội đồng Đạo đức: </w:t>
-      </w:r>
-      <w:r>
-        <w:rPr>
-          <w:sz w:val="24"/>
-        </w:rPr>
+        <w:t>• Báo cáo tiến độ thực hiện đề tài hàng năm cho Hội đồng Đạo đức;</w:t>
       </w:r>
     </w:p>
     <w:p>
@@ -508,15 +490,9 @@
       </w:pPr>
       <w:r>
         <w:rPr>
-          <w:b/>
           <w:sz w:val="24"/>
         </w:rPr>
-        <w:t xml:space="preserve">• Thông báo kịp thời cho Hội đồng Đạo đức bất kỳ sự kiện bất lợi nào hoặc thay đổi đối với đề cương đã được phê duyệt: </w:t>
-      </w:r>
-      <w:r>
-        <w:rPr>
-          <w:sz w:val="24"/>
-        </w:rPr>
+        <w:t>• Thông báo kịp thời cho Hội đồng Đạo đức bất kỳ sự kiện bất lợi nào hoặc thay đổi đối với đề cương đã được phê duyệt;</w:t>
       </w:r>
     </w:p>
     <w:p>
@@ -527,15 +503,9 @@
       </w:pPr>
       <w:r>
         <w:rPr>
-          <w:b/>
           <w:sz w:val="24"/>
         </w:rPr>
-        <w:t xml:space="preserve">• Lưu trữ hồ sơ nghiên cứu trong thời hạn tối thiểu 05 năm kể từ ngày hoàn thành nghiên cứu: </w:t>
-      </w:r>
-      <w:r>
-        <w:rPr>
-          <w:sz w:val="24"/>
-        </w:rPr>
+        <w:t>• Lưu trữ hồ sơ nghiên cứu trong thời hạn tối thiểu 05 năm kể từ ngày hoàn thành nghiên cứu;</w:t>
       </w:r>
     </w:p>
     <w:p>
@@ -546,15 +516,9 @@
       </w:pPr>
       <w:r>
         <w:rPr>
-          <w:b/>
           <w:sz w:val="24"/>
         </w:rPr>
-        <w:t xml:space="preserve">• Tuân thủ Tuyên bố Helsinki (1964 và các sửa đổi) và Quy chế thực hành lâm sàng tốt (GCP): </w:t>
-      </w:r>
-      <w:r>
-        <w:rPr>
-          <w:sz w:val="24"/>
-        </w:rPr>
+        <w:t>• Tuân thủ Tuyên bố Helsinki (1964 và các sửa đổi) và Quy chế thực hành lâm sàng tốt (GCP).</w:t>
       </w:r>
     </w:p>
     <w:p>
@@ -594,7 +558,7 @@
         <w:rPr>
           <w:sz w:val="24"/>
         </w:rPr>
-        <w:t>Nơi nhận: NCS Công Thị Hằng; Người hướng dẫn; Khoa Tâm lý Giáo dục; Phòng Khoa học Công nghệ; Lưu Văn thư - HĐ Đạo đức.</w:t>
+        <w:t>Nơi nhận: NCS Công Thị Hằng; Người hướng dẫn (thầy Nguyễn Minh Đức); Khoa Tâm lý Giáo dục - ĐHSPHN; Phòng Quản lý Khoa học Công nghệ - ĐHSPHN; Lưu Văn thư - HĐ Đạo đức.</w:t>
       </w:r>
     </w:p>
     <w:p>

--- a/bai-bao-Q1/MauQD_HoiDongDaoDuc_DIENSAN_08062026.docx
+++ b/bai-bao-Q1/MauQD_HoiDongDaoDuc_DIENSAN_08062026.docx
@@ -280,7 +280,7 @@
         <w:rPr>
           <w:sz w:val="24"/>
         </w:rPr>
-        <w:t>Phê duyệt đề cương nghiên cứu có tiêu đề "Các yếu tố nguy cơ và bảo vệ đối với các rối loạn lo âu ở học sinh trung học cơ sở Việt Nam" của nghiên cứu sinh Công Thị Hằng (Khoa Tâm lý Giáo dục, Trường Đại học Sư phạm Hà Nội), dưới sự hướng dẫn của [Học hàm/học vị] Nguyễn Minh Đức, về mặt khoa học và đạo đức trong nghiên cứu.</w:t>
+        <w:t>Phê duyệt đề cương nghiên cứu "Các yếu tố nguy cơ và bảo vệ đối với các rối loạn lo âu ở học sinh trung học cơ sở Việt Nam" của nghiên cứu sinh Công Thị Hằng (Khoa Tâm lý Giáo dục, Trường Đại học Sư phạm Hà Nội), do [Học hàm/học vị] Nguyễn Minh Đức hướng dẫn khoa học. Đề cương đạt yêu cầu về tính khoa học và tuân thủ các nguyên tắc đạo đức trong nghiên cứu.</w:t>
       </w:r>
     </w:p>
     <w:p>
@@ -320,7 +320,7 @@
         <w:rPr>
           <w:sz w:val="24"/>
         </w:rPr>
-        <w:t>Khảo sát mô hình tích hợp các yếu tố nguy cơ (bị bắt nạt, áp lực học tập, nghiện điện thoại) và các yếu tố bảo vệ (sự gắn bó với trường, sự hỗ trợ từ cha mẹ, sự hỗ trợ từ bạn bè, lòng tự trọng) đối với ba phân loại rối loạn lo âu (Lo âu Lan tỏa, Lo âu Xã hội, Lo âu Chia ly) theo DSM-5 ở học sinh trung học cơ sở Việt Nam</w:t>
+        <w:t>Xây dựng và kiểm chứng mô hình tích hợp ba yếu tố nguy cơ (bị bắt nạt, áp lực học tập, nghiện điện thoại) cùng bốn yếu tố bảo vệ (gắn bó trường, hỗ trợ từ cha mẹ, hỗ trợ từ bạn bè, lòng tự trọng) đến ba loại rối loạn lo âu theo DSM-5 (Lo âu Lan tỏa, Lo âu Xã hội, Lo âu Chia ly) ở học sinh trung học cơ sở Việt Nam</w:t>
       </w:r>
     </w:p>
     <w:p>
@@ -420,7 +420,7 @@
         <w:rPr>
           <w:sz w:val="24"/>
         </w:rPr>
-        <w:t>Luận án tiến sĩ của nghiên cứu sinh Công Thị Hằng và ba bài báo khoa học công bố trên tạp chí quốc tế thuộc danh mục Scopus/WoS, sử dụng cùng bộ dữ liệu thu thập theo đề cương đã được phê duyệt: (i) bài Q2 về mô hình phương trình cấu trúc tích hợp; (ii) bài Q3 về bất biến cấu trúc theo giới; (iii) bài Q4 về phân tích hồ sơ tiềm ẩn</w:t>
+        <w:t>Bao trùm luận án tiến sĩ của nghiên cứu sinh Công Thị Hằng và ba bài báo khoa học dự kiến công bố trên tạp chí quốc tế thuộc danh mục Scopus/WoS, tất cả đều khai thác cùng bộ dữ liệu thu thập theo đề cương này. Ba bài báo gồm: (i) bài Q2 — mô hình phương trình cấu trúc tích hợp các yếu tố nguy cơ và bảo vệ; (ii) bài Q3 — bất biến của mô hình theo giới; (iii) bài Q4 — phân tích hồ sơ tiềm ẩn nhận diện các nhóm con học sinh</w:t>
       </w:r>
     </w:p>
     <w:p>
@@ -492,7 +492,7 @@
         <w:rPr>
           <w:sz w:val="24"/>
         </w:rPr>
-        <w:t>• Thông báo kịp thời cho Hội đồng Đạo đức bất kỳ sự kiện bất lợi nào hoặc thay đổi đối với đề cương đã được phê duyệt;</w:t>
+        <w:t>• Báo cáo kịp thời cho Hội đồng Đạo đức mọi sự kiện bất lợi xảy ra trong quá trình triển khai, cũng như mọi thay đổi so với đề cương đã được phê duyệt;</w:t>
       </w:r>
     </w:p>
     <w:p>
@@ -505,7 +505,7 @@
         <w:rPr>
           <w:sz w:val="24"/>
         </w:rPr>
-        <w:t>• Lưu trữ hồ sơ nghiên cứu trong thời hạn tối thiểu 05 năm kể từ ngày hoàn thành nghiên cứu;</w:t>
+        <w:t>• Lưu trữ hồ sơ nghiên cứu tối thiểu 05 năm kể từ ngày hoàn thành nghiên cứu;</w:t>
       </w:r>
     </w:p>
     <w:p>
@@ -538,7 +538,7 @@
         <w:rPr>
           <w:sz w:val="24"/>
         </w:rPr>
-        <w:t>Hiệu lực quyết định: Quyết định này có hiệu lực kể từ ngày ký. Phạm vi phê duyệt áp dụng cho toàn bộ thời gian triển khai nghiên cứu nêu tại Điều 2 và bao trùm tất cả các công bố khoa học phát sinh từ đề tài này.</w:t>
+        <w:t>Quyết định này có hiệu lực kể từ ngày ký. Phạm vi phê duyệt áp dụng trong toàn bộ thời gian triển khai nghiên cứu nêu tại Điều 2, đồng thời bao trùm mọi công bố khoa học phát sinh từ đề tài này.</w:t>
       </w:r>
     </w:p>
     <w:p>

--- a/bai-bao-Q1/MauQD_HoiDongDaoDuc_DIENSAN_08062026.docx
+++ b/bai-bao-Q1/MauQD_HoiDongDaoDuc_DIENSAN_08062026.docx
@@ -76,10 +76,28 @@
             </w:pPr>
             <w:r>
               <w:rPr>
+                <w:rFonts w:ascii="Times New Roman" w:hAnsi="Times New Roman"/>
                 <w:b/>
                 <w:sz w:val="22"/>
               </w:rPr>
-              <w:t>Số: XXX/QĐ-ĐHSPHN</w:t>
+              <w:t xml:space="preserve">Số: </w:t>
+            </w:r>
+            <w:r>
+              <w:rPr>
+                <w:rFonts w:ascii="Times New Roman" w:hAnsi="Times New Roman"/>
+                <w:b/>
+                <w:color w:val="C00000"/>
+                <w:sz w:val="22"/>
+              </w:rPr>
+              <w:t>XXX</w:t>
+            </w:r>
+            <w:r>
+              <w:rPr>
+                <w:rFonts w:ascii="Times New Roman" w:hAnsi="Times New Roman"/>
+                <w:b/>
+                <w:sz w:val="22"/>
+              </w:rPr>
+              <w:t>/QĐ-ĐHSPHN</w:t>
             </w:r>
           </w:p>
         </w:tc>
@@ -132,10 +150,47 @@
             </w:pPr>
             <w:r>
               <w:rPr>
+                <w:rFonts w:ascii="Times New Roman" w:hAnsi="Times New Roman"/>
                 <w:i/>
                 <w:sz w:val="22"/>
               </w:rPr>
-              <w:t>Hà Nội, ngày ___ tháng ___ năm 2025</w:t>
+              <w:t xml:space="preserve">Hà Nội, ngày </w:t>
+            </w:r>
+            <w:r>
+              <w:rPr>
+                <w:rFonts w:ascii="Times New Roman" w:hAnsi="Times New Roman"/>
+                <w:b/>
+                <w:i/>
+                <w:color w:val="C00000"/>
+                <w:sz w:val="22"/>
+              </w:rPr>
+              <w:t>___</w:t>
+            </w:r>
+            <w:r>
+              <w:rPr>
+                <w:rFonts w:ascii="Times New Roman" w:hAnsi="Times New Roman"/>
+                <w:i/>
+                <w:sz w:val="22"/>
+              </w:rPr>
+              <w:t xml:space="preserve"> tháng </w:t>
+            </w:r>
+            <w:r>
+              <w:rPr>
+                <w:rFonts w:ascii="Times New Roman" w:hAnsi="Times New Roman"/>
+                <w:b/>
+                <w:i/>
+                <w:color w:val="C00000"/>
+                <w:sz w:val="22"/>
+              </w:rPr>
+              <w:t>___</w:t>
+            </w:r>
+            <w:r>
+              <w:rPr>
+                <w:rFonts w:ascii="Times New Roman" w:hAnsi="Times New Roman"/>
+                <w:i/>
+                <w:sz w:val="22"/>
+              </w:rPr>
+              <w:t xml:space="preserve"> năm 2025</w:t>
             </w:r>
           </w:p>
         </w:tc>
@@ -202,10 +257,47 @@
       </w:pPr>
       <w:r>
         <w:rPr>
+          <w:rFonts w:ascii="Times New Roman" w:hAnsi="Times New Roman"/>
           <w:i/>
           <w:sz w:val="24"/>
         </w:rPr>
-        <w:t>Căn cứ Quyết định số XXX/QĐ-ĐHSPHN ngày ___ của Hiệu trưởng TRƯỜNG ĐẠI HỌC SƯ PHẠM HÀ NỘI về việc thành lập Hội đồng Đạo đức trong Nghiên cứu Khoa học;</w:t>
+        <w:t xml:space="preserve">Căn cứ Quyết định số </w:t>
+      </w:r>
+      <w:r>
+        <w:rPr>
+          <w:rFonts w:ascii="Times New Roman" w:hAnsi="Times New Roman"/>
+          <w:b/>
+          <w:i/>
+          <w:color w:val="C00000"/>
+          <w:sz w:val="24"/>
+        </w:rPr>
+        <w:t>XXX</w:t>
+      </w:r>
+      <w:r>
+        <w:rPr>
+          <w:rFonts w:ascii="Times New Roman" w:hAnsi="Times New Roman"/>
+          <w:i/>
+          <w:sz w:val="24"/>
+        </w:rPr>
+        <w:t xml:space="preserve">/QĐ-ĐHSPHN ngày </w:t>
+      </w:r>
+      <w:r>
+        <w:rPr>
+          <w:rFonts w:ascii="Times New Roman" w:hAnsi="Times New Roman"/>
+          <w:b/>
+          <w:i/>
+          <w:color w:val="C00000"/>
+          <w:sz w:val="24"/>
+        </w:rPr>
+        <w:t>___</w:t>
+      </w:r>
+      <w:r>
+        <w:rPr>
+          <w:rFonts w:ascii="Times New Roman" w:hAnsi="Times New Roman"/>
+          <w:i/>
+          <w:sz w:val="24"/>
+        </w:rPr>
+        <w:t xml:space="preserve"> của Hiệu trưởng TRƯỜNG ĐẠI HỌC SƯ PHẠM HÀ NỘI về việc thành lập Hội đồng Đạo đức trong Nghiên cứu Khoa học;</w:t>
       </w:r>
     </w:p>
     <w:p>
@@ -230,10 +322,47 @@
       </w:pPr>
       <w:r>
         <w:rPr>
+          <w:rFonts w:ascii="Times New Roman" w:hAnsi="Times New Roman"/>
           <w:i/>
           <w:sz w:val="24"/>
         </w:rPr>
-        <w:t>Căn cứ kết luận của Hội đồng Đạo đức tại Phiên họp thẩm định ngày ___/___/2025;</w:t>
+        <w:t xml:space="preserve">Căn cứ kết luận của Hội đồng Đạo đức tại Phiên họp thẩm định ngày </w:t>
+      </w:r>
+      <w:r>
+        <w:rPr>
+          <w:rFonts w:ascii="Times New Roman" w:hAnsi="Times New Roman"/>
+          <w:b/>
+          <w:i/>
+          <w:color w:val="C00000"/>
+          <w:sz w:val="24"/>
+        </w:rPr>
+        <w:t>___</w:t>
+      </w:r>
+      <w:r>
+        <w:rPr>
+          <w:rFonts w:ascii="Times New Roman" w:hAnsi="Times New Roman"/>
+          <w:i/>
+          <w:sz w:val="24"/>
+        </w:rPr>
+        <w:t>/</w:t>
+      </w:r>
+      <w:r>
+        <w:rPr>
+          <w:rFonts w:ascii="Times New Roman" w:hAnsi="Times New Roman"/>
+          <w:b/>
+          <w:i/>
+          <w:color w:val="C00000"/>
+          <w:sz w:val="24"/>
+        </w:rPr>
+        <w:t>___</w:t>
+      </w:r>
+      <w:r>
+        <w:rPr>
+          <w:rFonts w:ascii="Times New Roman" w:hAnsi="Times New Roman"/>
+          <w:i/>
+          <w:sz w:val="24"/>
+        </w:rPr>
+        <w:t>/2025;</w:t>
       </w:r>
     </w:p>
     <w:p>
@@ -271,16 +400,28 @@
       </w:pPr>
       <w:r>
         <w:rPr>
+          <w:rFonts w:ascii="Times New Roman" w:hAnsi="Times New Roman"/>
           <w:b/>
           <w:sz w:val="24"/>
         </w:rPr>
-        <w:t xml:space="preserve">Điều 1. </w:t>
+        <w:t xml:space="preserve">Điều 1. Phê duyệt đề cương nghiên cứu "Các yếu tố nguy cơ và bảo vệ đối với các rối loạn lo âu ở học sinh trung học cơ sở Việt Nam" của nghiên cứu sinh Công Thị Hằng (Khoa Tâm lý Giáo dục, Trường Đại học Sư phạm Hà Nội), do </w:t>
       </w:r>
       <w:r>
         <w:rPr>
+          <w:rFonts w:ascii="Times New Roman" w:hAnsi="Times New Roman"/>
+          <w:b/>
+          <w:color w:val="C00000"/>
           <w:sz w:val="24"/>
         </w:rPr>
-        <w:t>Phê duyệt đề cương nghiên cứu "Các yếu tố nguy cơ và bảo vệ đối với các rối loạn lo âu ở học sinh trung học cơ sở Việt Nam" của nghiên cứu sinh Công Thị Hằng (Khoa Tâm lý Giáo dục, Trường Đại học Sư phạm Hà Nội), do [Học hàm/học vị] Nguyễn Minh Đức hướng dẫn khoa học. Đề cương đạt yêu cầu về tính khoa học và tuân thủ các nguyên tắc đạo đức trong nghiên cứu.</w:t>
+        <w:t>[Học hàm/học vị]</w:t>
+      </w:r>
+      <w:r>
+        <w:rPr>
+          <w:rFonts w:ascii="Times New Roman" w:hAnsi="Times New Roman"/>
+          <w:b/>
+          <w:sz w:val="24"/>
+        </w:rPr>
+        <w:t xml:space="preserve"> Nguyễn Minh Đức hướng dẫn khoa học. Đề cương đạt yêu cầu về tính khoa học và tuân thủ các nguyên tắc đạo đức trong nghiên cứu.</w:t>
       </w:r>
     </w:p>
     <w:p>
@@ -391,16 +532,45 @@
       </w:pPr>
       <w:r>
         <w:rPr>
+          <w:rFonts w:ascii="Times New Roman" w:hAnsi="Times New Roman"/>
           <w:b/>
           <w:sz w:val="24"/>
         </w:rPr>
-        <w:t xml:space="preserve">• Thời gian triển khai: </w:t>
+        <w:t xml:space="preserve">• Thời gian triển khai: từ </w:t>
       </w:r>
       <w:r>
         <w:rPr>
+          <w:rFonts w:ascii="Times New Roman" w:hAnsi="Times New Roman"/>
+          <w:b/>
+          <w:color w:val="C00000"/>
           <w:sz w:val="24"/>
         </w:rPr>
-        <w:t>từ ___/2024 đến ___/2025</w:t>
+        <w:t>___</w:t>
+      </w:r>
+      <w:r>
+        <w:rPr>
+          <w:rFonts w:ascii="Times New Roman" w:hAnsi="Times New Roman"/>
+          <w:b/>
+          <w:sz w:val="24"/>
+        </w:rPr>
+        <w:t xml:space="preserve">/2024 đến </w:t>
+      </w:r>
+      <w:r>
+        <w:rPr>
+          <w:rFonts w:ascii="Times New Roman" w:hAnsi="Times New Roman"/>
+          <w:b/>
+          <w:color w:val="C00000"/>
+          <w:sz w:val="24"/>
+        </w:rPr>
+        <w:t>___</w:t>
+      </w:r>
+      <w:r>
+        <w:rPr>
+          <w:rFonts w:ascii="Times New Roman" w:hAnsi="Times New Roman"/>
+          <w:b/>
+          <w:sz w:val="24"/>
+        </w:rPr>
+        <w:t>/2025</w:t>
       </w:r>
     </w:p>
     <w:p>
@@ -616,10 +786,20 @@
       </w:pPr>
       <w:r>
         <w:rPr>
+          <w:rFonts w:ascii="Times New Roman" w:hAnsi="Times New Roman"/>
+          <w:b/>
+          <w:color w:val="C00000"/>
+          <w:sz w:val="24"/>
+        </w:rPr>
+        <w:t>[Học hàm/học vị + Họ tên]</w:t>
+      </w:r>
+      <w:r>
+        <w:rPr>
+          <w:rFonts w:ascii="Times New Roman" w:hAnsi="Times New Roman"/>
           <w:b/>
           <w:sz w:val="24"/>
         </w:rPr>
-        <w:t>[Học hàm/học vị + Họ tên] Chủ tịch HĐ Đạo đức</w:t>
+        <w:t xml:space="preserve"> Chủ tịch HĐ Đạo đức</w:t>
       </w:r>
     </w:p>
     <w:p>
@@ -628,20 +808,50 @@
       </w:pPr>
       <w:r>
         <w:rPr>
+          <w:rFonts w:ascii="Times New Roman" w:hAnsi="Times New Roman"/>
           <w:b/>
           <w:i/>
-          <w:color w:val="808080"/>
           <w:sz w:val="20"/>
         </w:rPr>
-        <w:t xml:space="preserve">Ghi chú: </w:t>
+        <w:t xml:space="preserve">Ghi chú: Đây là BẢN ĐIỀN SẴN ví dụ minh họa cho đề tài LA + 3 bài báo Q2/Q3/Q4 của NCS Công Thị Hằng. Các trường còn dấu </w:t>
       </w:r>
       <w:r>
         <w:rPr>
+          <w:rFonts w:ascii="Times New Roman" w:hAnsi="Times New Roman"/>
+          <w:b/>
           <w:i/>
-          <w:color w:val="808080"/>
+          <w:color w:val="C00000"/>
           <w:sz w:val="20"/>
         </w:rPr>
-        <w:t>Đây là BẢN ĐIỀN SẴN ví dụ minh họa cho đề tài LA + 3 bài báo Q2/Q3/Q4 của NCS Công Thị Hằng. Các trường còn dấu [...] hoặc XXX vẫn cần được điền thông tin chính xác (số QĐ, ngày, tên đầy đủ + học hàm học vị Chủ tịch HĐ + Người hướng dẫn) sau khi nhận thư chính thức từ Phòng KHCN HNUE.</w:t>
+        <w:t>[...]</w:t>
+      </w:r>
+      <w:r>
+        <w:rPr>
+          <w:rFonts w:ascii="Times New Roman" w:hAnsi="Times New Roman"/>
+          <w:b/>
+          <w:i/>
+          <w:sz w:val="20"/>
+        </w:rPr>
+        <w:t xml:space="preserve"> hoặc </w:t>
+      </w:r>
+      <w:r>
+        <w:rPr>
+          <w:rFonts w:ascii="Times New Roman" w:hAnsi="Times New Roman"/>
+          <w:b/>
+          <w:i/>
+          <w:color w:val="C00000"/>
+          <w:sz w:val="20"/>
+        </w:rPr>
+        <w:t>XXX</w:t>
+      </w:r>
+      <w:r>
+        <w:rPr>
+          <w:rFonts w:ascii="Times New Roman" w:hAnsi="Times New Roman"/>
+          <w:b/>
+          <w:i/>
+          <w:sz w:val="20"/>
+        </w:rPr>
+        <w:t xml:space="preserve"> vẫn cần được điền thông tin chính xác (số QĐ, ngày, tên đầy đủ + học hàm học vị Chủ tịch HĐ + Người hướng dẫn) sau khi nhận thư chính thức từ Phòng KHCN HNUE.</w:t>
       </w:r>
     </w:p>
     <w:sectPr>

--- a/bai-bao-Q1/MauQD_HoiDongDaoDuc_DIENSAN_08062026.docx
+++ b/bai-bao-Q1/MauQD_HoiDongDaoDuc_DIENSAN_08062026.docx
@@ -802,58 +802,6 @@
         <w:t xml:space="preserve"> Chủ tịch HĐ Đạo đức</w:t>
       </w:r>
     </w:p>
-    <w:p>
-      <w:pPr>
-        <w:spacing w:before="480"/>
-      </w:pPr>
-      <w:r>
-        <w:rPr>
-          <w:rFonts w:ascii="Times New Roman" w:hAnsi="Times New Roman"/>
-          <w:b/>
-          <w:i/>
-          <w:sz w:val="20"/>
-        </w:rPr>
-        <w:t xml:space="preserve">Ghi chú: Đây là BẢN ĐIỀN SẴN ví dụ minh họa cho đề tài LA + 3 bài báo Q2/Q3/Q4 của NCS Công Thị Hằng. Các trường còn dấu </w:t>
-      </w:r>
-      <w:r>
-        <w:rPr>
-          <w:rFonts w:ascii="Times New Roman" w:hAnsi="Times New Roman"/>
-          <w:b/>
-          <w:i/>
-          <w:color w:val="C00000"/>
-          <w:sz w:val="20"/>
-        </w:rPr>
-        <w:t>[...]</w:t>
-      </w:r>
-      <w:r>
-        <w:rPr>
-          <w:rFonts w:ascii="Times New Roman" w:hAnsi="Times New Roman"/>
-          <w:b/>
-          <w:i/>
-          <w:sz w:val="20"/>
-        </w:rPr>
-        <w:t xml:space="preserve"> hoặc </w:t>
-      </w:r>
-      <w:r>
-        <w:rPr>
-          <w:rFonts w:ascii="Times New Roman" w:hAnsi="Times New Roman"/>
-          <w:b/>
-          <w:i/>
-          <w:color w:val="C00000"/>
-          <w:sz w:val="20"/>
-        </w:rPr>
-        <w:t>XXX</w:t>
-      </w:r>
-      <w:r>
-        <w:rPr>
-          <w:rFonts w:ascii="Times New Roman" w:hAnsi="Times New Roman"/>
-          <w:b/>
-          <w:i/>
-          <w:sz w:val="20"/>
-        </w:rPr>
-        <w:t xml:space="preserve"> vẫn cần được điền thông tin chính xác (số QĐ, ngày, tên đầy đủ + học hàm học vị Chủ tịch HĐ + Người hướng dẫn) sau khi nhận thư chính thức từ Phòng KHCN HNUE.</w:t>
-      </w:r>
-    </w:p>
     <w:sectPr>
       <w:pgSz w:w="12240" w:h="15840"/>
       <w:pgMar w:top="1134" w:right="1134" w:bottom="1134" w:left="1417" w:header="720" w:footer="720" w:gutter="0"/>

--- a/bai-bao-Q1/MauQD_HoiDongDaoDuc_DIENSAN_08062026.docx
+++ b/bai-bao-Q1/MauQD_HoiDongDaoDuc_DIENSAN_08062026.docx
@@ -15,7 +15,7 @@
       <w:tr>
         <w:tc>
           <w:tcPr>
-            <w:tcW w:type="dxa" w:w="4844"/>
+            <w:tcW w:type="dxa" w:w="5071"/>
           </w:tcPr>
           <w:p>
             <w:pPr>
@@ -51,6 +51,7 @@
             </w:pPr>
             <w:r>
               <w:rPr>
+                <w:rFonts w:ascii="Times New Roman" w:hAnsi="Times New Roman"/>
                 <w:sz w:val="22"/>
               </w:rPr>
               <w:t>—————</w:t>
@@ -103,7 +104,7 @@
         </w:tc>
         <w:tc>
           <w:tcPr>
-            <w:tcW w:type="dxa" w:w="4844"/>
+            <w:tcW w:type="dxa" w:w="5071"/>
           </w:tcPr>
           <w:p>
             <w:pPr>
@@ -139,6 +140,7 @@
             </w:pPr>
             <w:r>
               <w:rPr>
+                <w:rFonts w:ascii="Times New Roman" w:hAnsi="Times New Roman"/>
                 <w:sz w:val="22"/>
               </w:rPr>
               <w:t>—————</w:t>
@@ -203,6 +205,7 @@
       </w:pPr>
       <w:r>
         <w:rPr>
+          <w:rFonts w:ascii="Times New Roman" w:hAnsi="Times New Roman"/>
           <w:b/>
           <w:sz w:val="30"/>
         </w:rPr>
@@ -216,6 +219,7 @@
       </w:pPr>
       <w:r>
         <w:rPr>
+          <w:rFonts w:ascii="Times New Roman" w:hAnsi="Times New Roman"/>
           <w:i/>
           <w:sz w:val="24"/>
         </w:rPr>
@@ -229,6 +233,7 @@
       </w:pPr>
       <w:r>
         <w:rPr>
+          <w:rFonts w:ascii="Times New Roman" w:hAnsi="Times New Roman"/>
           <w:b/>
           <w:sz w:val="26"/>
         </w:rPr>
@@ -243,6 +248,7 @@
       </w:pPr>
       <w:r>
         <w:rPr>
+          <w:rFonts w:ascii="Times New Roman" w:hAnsi="Times New Roman"/>
           <w:i/>
           <w:sz w:val="24"/>
         </w:rPr>
@@ -308,6 +314,7 @@
       </w:pPr>
       <w:r>
         <w:rPr>
+          <w:rFonts w:ascii="Times New Roman" w:hAnsi="Times New Roman"/>
           <w:i/>
           <w:sz w:val="24"/>
         </w:rPr>
@@ -373,6 +380,7 @@
       </w:pPr>
       <w:r>
         <w:rPr>
+          <w:rFonts w:ascii="Times New Roman" w:hAnsi="Times New Roman"/>
           <w:i/>
           <w:sz w:val="24"/>
         </w:rPr>
@@ -386,6 +394,7 @@
       </w:pPr>
       <w:r>
         <w:rPr>
+          <w:rFonts w:ascii="Times New Roman" w:hAnsi="Times New Roman"/>
           <w:b/>
           <w:sz w:val="28"/>
         </w:rPr>
@@ -404,24 +413,14 @@
           <w:b/>
           <w:sz w:val="24"/>
         </w:rPr>
-        <w:t xml:space="preserve">Điều 1. Phê duyệt đề cương nghiên cứu "Các yếu tố nguy cơ và bảo vệ đối với các rối loạn lo âu ở học sinh trung học cơ sở Việt Nam" của nghiên cứu sinh Công Thị Hằng (Khoa Tâm lý Giáo dục, Trường Đại học Sư phạm Hà Nội), do </w:t>
+        <w:t xml:space="preserve">Điều 1. </w:t>
       </w:r>
       <w:r>
         <w:rPr>
           <w:rFonts w:ascii="Times New Roman" w:hAnsi="Times New Roman"/>
-          <w:b/>
-          <w:color w:val="C00000"/>
           <w:sz w:val="24"/>
         </w:rPr>
-        <w:t>[Học hàm/học vị]</w:t>
-      </w:r>
-      <w:r>
-        <w:rPr>
-          <w:rFonts w:ascii="Times New Roman" w:hAnsi="Times New Roman"/>
-          <w:b/>
-          <w:sz w:val="24"/>
-        </w:rPr>
-        <w:t xml:space="preserve"> Nguyễn Minh Đức hướng dẫn khoa học. Đề cương đạt yêu cầu về tính khoa học và tuân thủ các nguyên tắc đạo đức trong nghiên cứu.</w:t>
+        <w:t>Phê duyệt đề cương nghiên cứu "Các yếu tố nguy cơ và bảo vệ đối với các rối loạn lo âu ở học sinh trung học cơ sở Việt Nam" của nghiên cứu sinh Công Thị Hằng (Khoa Tâm lý Giáo dục, Trường Đại học Sư phạm Hà Nội), do PGS.TS. Đào Minh Đức (Viện phó Viện Tâm lý học Lâm sàng) hướng dẫn khoa học. Đề cương đạt yêu cầu về tính khoa học và tuân thủ các nguyên tắc đạo đức trong nghiên cứu.</w:t>
       </w:r>
     </w:p>
     <w:p>
@@ -432,6 +431,7 @@
       </w:pPr>
       <w:r>
         <w:rPr>
+          <w:rFonts w:ascii="Times New Roman" w:hAnsi="Times New Roman"/>
           <w:b/>
           <w:sz w:val="24"/>
         </w:rPr>
@@ -439,6 +439,7 @@
       </w:r>
       <w:r>
         <w:rPr>
+          <w:rFonts w:ascii="Times New Roman" w:hAnsi="Times New Roman"/>
           <w:sz w:val="24"/>
         </w:rPr>
         <w:t>Phạm vi phê duyệt:</w:t>
@@ -452,6 +453,7 @@
       </w:pPr>
       <w:r>
         <w:rPr>
+          <w:rFonts w:ascii="Times New Roman" w:hAnsi="Times New Roman"/>
           <w:b/>
           <w:sz w:val="24"/>
         </w:rPr>
@@ -459,6 +461,7 @@
       </w:r>
       <w:r>
         <w:rPr>
+          <w:rFonts w:ascii="Times New Roman" w:hAnsi="Times New Roman"/>
           <w:sz w:val="24"/>
         </w:rPr>
         <w:t>Xây dựng và kiểm chứng mô hình tích hợp ba yếu tố nguy cơ (bị bắt nạt, áp lực học tập, nghiện điện thoại) cùng bốn yếu tố bảo vệ (gắn bó trường, hỗ trợ từ cha mẹ, hỗ trợ từ bạn bè, lòng tự trọng) đến ba loại rối loạn lo âu theo DSM-5 (Lo âu Lan tỏa, Lo âu Xã hội, Lo âu Chia ly) ở học sinh trung học cơ sở Việt Nam</w:t>
@@ -472,6 +475,7 @@
       </w:pPr>
       <w:r>
         <w:rPr>
+          <w:rFonts w:ascii="Times New Roman" w:hAnsi="Times New Roman"/>
           <w:b/>
           <w:sz w:val="24"/>
         </w:rPr>
@@ -479,6 +483,7 @@
       </w:r>
       <w:r>
         <w:rPr>
+          <w:rFonts w:ascii="Times New Roman" w:hAnsi="Times New Roman"/>
           <w:sz w:val="24"/>
         </w:rPr>
         <w:t>Học sinh trung học cơ sở (tuổi 11-14, lớp 6 đến lớp 9)</w:t>
@@ -492,6 +497,7 @@
       </w:pPr>
       <w:r>
         <w:rPr>
+          <w:rFonts w:ascii="Times New Roman" w:hAnsi="Times New Roman"/>
           <w:b/>
           <w:sz w:val="24"/>
         </w:rPr>
@@ -499,6 +505,7 @@
       </w:r>
       <w:r>
         <w:rPr>
+          <w:rFonts w:ascii="Times New Roman" w:hAnsi="Times New Roman"/>
           <w:sz w:val="24"/>
         </w:rPr>
         <w:t>1.352 học sinh</w:t>
@@ -512,6 +519,7 @@
       </w:pPr>
       <w:r>
         <w:rPr>
+          <w:rFonts w:ascii="Times New Roman" w:hAnsi="Times New Roman"/>
           <w:b/>
           <w:sz w:val="24"/>
         </w:rPr>
@@ -519,6 +527,7 @@
       </w:r>
       <w:r>
         <w:rPr>
+          <w:rFonts w:ascii="Times New Roman" w:hAnsi="Times New Roman"/>
           <w:sz w:val="24"/>
         </w:rPr>
         <w:t>Trường Trung học cơ sở Nhật Tân và Trường Trung học cơ sở Tây Mỗ, Hà Nội</w:t>
@@ -536,7 +545,14 @@
           <w:b/>
           <w:sz w:val="24"/>
         </w:rPr>
-        <w:t xml:space="preserve">• Thời gian triển khai: từ </w:t>
+        <w:t xml:space="preserve">• Thời gian triển khai: </w:t>
+      </w:r>
+      <w:r>
+        <w:rPr>
+          <w:rFonts w:ascii="Times New Roman" w:hAnsi="Times New Roman"/>
+          <w:sz w:val="24"/>
+        </w:rPr>
+        <w:t xml:space="preserve">từ </w:t>
       </w:r>
       <w:r>
         <w:rPr>
@@ -550,7 +566,6 @@
       <w:r>
         <w:rPr>
           <w:rFonts w:ascii="Times New Roman" w:hAnsi="Times New Roman"/>
-          <w:b/>
           <w:sz w:val="24"/>
         </w:rPr>
         <w:t xml:space="preserve">/2024 đến </w:t>
@@ -567,7 +582,6 @@
       <w:r>
         <w:rPr>
           <w:rFonts w:ascii="Times New Roman" w:hAnsi="Times New Roman"/>
-          <w:b/>
           <w:sz w:val="24"/>
         </w:rPr>
         <w:t>/2025</w:t>
@@ -581,6 +595,7 @@
       </w:pPr>
       <w:r>
         <w:rPr>
+          <w:rFonts w:ascii="Times New Roman" w:hAnsi="Times New Roman"/>
           <w:b/>
           <w:sz w:val="24"/>
         </w:rPr>
@@ -588,6 +603,7 @@
       </w:r>
       <w:r>
         <w:rPr>
+          <w:rFonts w:ascii="Times New Roman" w:hAnsi="Times New Roman"/>
           <w:sz w:val="24"/>
         </w:rPr>
         <w:t>Bao trùm luận án tiến sĩ của nghiên cứu sinh Công Thị Hằng và ba bài báo khoa học dự kiến công bố trên tạp chí quốc tế thuộc danh mục Scopus/WoS, tất cả đều khai thác cùng bộ dữ liệu thu thập theo đề cương này. Ba bài báo gồm: (i) bài Q2 — mô hình phương trình cấu trúc tích hợp các yếu tố nguy cơ và bảo vệ; (ii) bài Q3 — bất biến của mô hình theo giới; (iii) bài Q4 — phân tích hồ sơ tiềm ẩn nhận diện các nhóm con học sinh</w:t>
@@ -601,6 +617,7 @@
       </w:pPr>
       <w:r>
         <w:rPr>
+          <w:rFonts w:ascii="Times New Roman" w:hAnsi="Times New Roman"/>
           <w:b/>
           <w:sz w:val="24"/>
         </w:rPr>
@@ -608,6 +625,7 @@
       </w:r>
       <w:r>
         <w:rPr>
+          <w:rFonts w:ascii="Times New Roman" w:hAnsi="Times New Roman"/>
           <w:sz w:val="24"/>
         </w:rPr>
         <w:t>Trách nhiệm của Chủ nhiệm đề tài/Nghiên cứu sinh:</w:t>
@@ -621,6 +639,7 @@
       </w:pPr>
       <w:r>
         <w:rPr>
+          <w:rFonts w:ascii="Times New Roman" w:hAnsi="Times New Roman"/>
           <w:sz w:val="24"/>
         </w:rPr>
         <w:t>• Thu thập sự đồng ý bằng văn bản (informed consent) của cha/mẹ/người giám hộ và sự đồng thuận bằng văn bản (assent) của học sinh trước khi tiến hành thu dữ liệu;</w:t>
@@ -634,6 +653,7 @@
       </w:pPr>
       <w:r>
         <w:rPr>
+          <w:rFonts w:ascii="Times New Roman" w:hAnsi="Times New Roman"/>
           <w:sz w:val="24"/>
         </w:rPr>
         <w:t>• Bảo mật thông tin cá nhân của đối tượng nghiên cứu theo quy định hiện hành;</w:t>
@@ -647,6 +667,7 @@
       </w:pPr>
       <w:r>
         <w:rPr>
+          <w:rFonts w:ascii="Times New Roman" w:hAnsi="Times New Roman"/>
           <w:sz w:val="24"/>
         </w:rPr>
         <w:t>• Báo cáo tiến độ thực hiện đề tài hàng năm cho Hội đồng Đạo đức;</w:t>
@@ -660,6 +681,7 @@
       </w:pPr>
       <w:r>
         <w:rPr>
+          <w:rFonts w:ascii="Times New Roman" w:hAnsi="Times New Roman"/>
           <w:sz w:val="24"/>
         </w:rPr>
         <w:t>• Báo cáo kịp thời cho Hội đồng Đạo đức mọi sự kiện bất lợi xảy ra trong quá trình triển khai, cũng như mọi thay đổi so với đề cương đã được phê duyệt;</w:t>
@@ -673,6 +695,7 @@
       </w:pPr>
       <w:r>
         <w:rPr>
+          <w:rFonts w:ascii="Times New Roman" w:hAnsi="Times New Roman"/>
           <w:sz w:val="24"/>
         </w:rPr>
         <w:t>• Lưu trữ hồ sơ nghiên cứu tối thiểu 05 năm kể từ ngày hoàn thành nghiên cứu;</w:t>
@@ -686,6 +709,7 @@
       </w:pPr>
       <w:r>
         <w:rPr>
+          <w:rFonts w:ascii="Times New Roman" w:hAnsi="Times New Roman"/>
           <w:sz w:val="24"/>
         </w:rPr>
         <w:t>• Tuân thủ Tuyên bố Helsinki (1964 và các sửa đổi) và Quy chế thực hành lâm sàng tốt (GCP).</w:t>
@@ -699,6 +723,7 @@
       </w:pPr>
       <w:r>
         <w:rPr>
+          <w:rFonts w:ascii="Times New Roman" w:hAnsi="Times New Roman"/>
           <w:b/>
           <w:sz w:val="24"/>
         </w:rPr>
@@ -706,6 +731,7 @@
       </w:r>
       <w:r>
         <w:rPr>
+          <w:rFonts w:ascii="Times New Roman" w:hAnsi="Times New Roman"/>
           <w:sz w:val="24"/>
         </w:rPr>
         <w:t>Quyết định này có hiệu lực kể từ ngày ký. Phạm vi phê duyệt áp dụng trong toàn bộ thời gian triển khai nghiên cứu nêu tại Điều 2, đồng thời bao trùm mọi công bố khoa học phát sinh từ đề tài này.</w:t>
@@ -719,6 +745,7 @@
       </w:pPr>
       <w:r>
         <w:rPr>
+          <w:rFonts w:ascii="Times New Roman" w:hAnsi="Times New Roman"/>
           <w:b/>
           <w:sz w:val="24"/>
         </w:rPr>
@@ -726,6 +753,7 @@
       </w:r>
       <w:r>
         <w:rPr>
+          <w:rFonts w:ascii="Times New Roman" w:hAnsi="Times New Roman"/>
           <w:sz w:val="24"/>
         </w:rPr>
         <w:t>Nơi nhận: NCS Công Thị Hằng; Người hướng dẫn (thầy Nguyễn Minh Đức); Khoa Tâm lý Giáo dục - ĐHSPHN; Phòng Quản lý Khoa học Công nghệ - ĐHSPHN; Lưu Văn thư - HĐ Đạo đức.</w:t>
@@ -738,6 +766,7 @@
       </w:pPr>
       <w:r>
         <w:rPr>
+          <w:rFonts w:ascii="Times New Roman" w:hAnsi="Times New Roman"/>
           <w:b/>
           <w:sz w:val="24"/>
         </w:rPr>
@@ -750,6 +779,7 @@
       </w:pPr>
       <w:r>
         <w:rPr>
+          <w:rFonts w:ascii="Times New Roman" w:hAnsi="Times New Roman"/>
           <w:i/>
           <w:sz w:val="22"/>
         </w:rPr>
@@ -804,7 +834,7 @@
     </w:p>
     <w:sectPr>
       <w:pgSz w:w="12240" w:h="15840"/>
-      <w:pgMar w:top="1134" w:right="1134" w:bottom="1134" w:left="1417" w:header="720" w:footer="720" w:gutter="0"/>
+      <w:pgMar w:top="964" w:right="964" w:bottom="964" w:left="1134" w:header="720" w:footer="720" w:gutter="0"/>
       <w:cols w:space="720"/>
       <w:docGrid w:linePitch="360"/>
     </w:sectPr>
@@ -1176,11 +1206,11 @@
     <w:qFormat/>
     <w:rsid w:val="00FC693F"/>
     <w:pPr>
-      <w:spacing w:line="360" w:lineRule="auto"/>
+      <w:spacing w:line="312" w:lineRule="auto"/>
     </w:pPr>
     <w:rPr>
       <w:rFonts w:ascii="Times New Roman" w:hAnsi="Times New Roman"/>
-      <w:sz w:val="26"/>
+      <w:sz w:val="22"/>
     </w:rPr>
   </w:style>
   <w:style w:type="paragraph" w:styleId="Header">

--- a/bai-bao-Q1/MauQD_HoiDongDaoDuc_DIENSAN_08062026.docx
+++ b/bai-bao-Q1/MauQD_HoiDongDaoDuc_DIENSAN_08062026.docx
@@ -161,7 +161,7 @@
             <w:r>
               <w:rPr>
                 <w:rFonts w:ascii="Times New Roman" w:hAnsi="Times New Roman"/>
-                <w:b/>
+                <w:b w:val="0"/>
                 <w:i/>
                 <w:color w:val="C00000"/>
                 <w:sz w:val="22"/>
@@ -179,7 +179,7 @@
             <w:r>
               <w:rPr>
                 <w:rFonts w:ascii="Times New Roman" w:hAnsi="Times New Roman"/>
-                <w:b/>
+                <w:b w:val="0"/>
                 <w:i/>
                 <w:color w:val="C00000"/>
                 <w:sz w:val="22"/>
@@ -272,7 +272,7 @@
       <w:r>
         <w:rPr>
           <w:rFonts w:ascii="Times New Roman" w:hAnsi="Times New Roman"/>
-          <w:b/>
+          <w:b w:val="0"/>
           <w:i/>
           <w:color w:val="C00000"/>
           <w:sz w:val="24"/>
@@ -290,7 +290,7 @@
       <w:r>
         <w:rPr>
           <w:rFonts w:ascii="Times New Roman" w:hAnsi="Times New Roman"/>
-          <w:b/>
+          <w:b w:val="0"/>
           <w:i/>
           <w:color w:val="C00000"/>
           <w:sz w:val="24"/>
@@ -338,7 +338,7 @@
       <w:r>
         <w:rPr>
           <w:rFonts w:ascii="Times New Roman" w:hAnsi="Times New Roman"/>
-          <w:b/>
+          <w:b w:val="0"/>
           <w:i/>
           <w:color w:val="C00000"/>
           <w:sz w:val="24"/>
@@ -356,7 +356,7 @@
       <w:r>
         <w:rPr>
           <w:rFonts w:ascii="Times New Roman" w:hAnsi="Times New Roman"/>
-          <w:b/>
+          <w:b w:val="0"/>
           <w:i/>
           <w:color w:val="C00000"/>
           <w:sz w:val="24"/>

--- a/bai-bao-Q1/MauQD_HoiDongDaoDuc_DIENSAN_08062026.docx
+++ b/bai-bao-Q1/MauQD_HoiDongDaoDuc_DIENSAN_08062026.docx
@@ -599,14 +599,13 @@
           <w:b/>
           <w:sz w:val="24"/>
         </w:rPr>
-        <w:t xml:space="preserve">• Phạm vi công bố kết quả: </w:t>
+        <w:t>• Phạm vi công bố kết quả: Bao trùm luận án tiến sĩ của nghiên cứu sinh Công Thị Hằng và ba bài báo khoa học dự kiến công bố trên tạp chí quốc tế thuộc danh mục Scopus/WoS, tất cả đều khai thác cùng bộ dữ liệu thu thập theo đề cương này. Ba bài báo gồm: (i) Bài Q2 — "Mô hình phương trình cấu trúc tích hợp các yếu tố nguy cơ và bảo vệ đối với các phân loại rối loạn lo âu ở học sinh trung học cơ sở Việt Nam: Nghiên cứu cắt ngang"; (ii) Bài Q3 — "Các đường dẫn đặc thù theo giới đến các rối loạn lo âu ở giai đoạn đầu tuổi vị thành niên: Mô hình phương trình cấu trúc đa nhóm trên học sinh trung học cơ sở Việt Nam"; (iii) Bài Q4 — "Các hồ sơ phân loại lo âu ở học sinh trung học cơ sở Việt Nam: Phân tích hồ sơ tiềm ẩn tích hợp các chỉ báo nguy cơ và bảo vệ"</w:t>
       </w:r>
       <w:r>
         <w:rPr>
           <w:rFonts w:ascii="Times New Roman" w:hAnsi="Times New Roman"/>
           <w:sz w:val="24"/>
         </w:rPr>
-        <w:t>Bao trùm luận án tiến sĩ của nghiên cứu sinh Công Thị Hằng và ba bài báo khoa học dự kiến công bố trên tạp chí quốc tế thuộc danh mục Scopus/WoS, tất cả đều khai thác cùng bộ dữ liệu thu thập theo đề cương này. Ba bài báo gồm: (i) bài Q2 — mô hình phương trình cấu trúc tích hợp các yếu tố nguy cơ và bảo vệ; (ii) bài Q3 — bất biến của mô hình theo giới; (iii) bài Q4 — phân tích hồ sơ tiềm ẩn nhận diện các nhóm con học sinh</w:t>
       </w:r>
     </w:p>
     <w:p>
